--- a/WCCCD_AI_Adoption_Framework_DRAFT.docx
+++ b/WCCCD_AI_Adoption_Framework_DRAFT.docx
@@ -1427,6 +1427,49 @@
           <w:szCs w:val="22"/>
         </w:rPr>
         <w:t xml:space="preserve">The District is at the beginning of this work, and the plan should match that. The appropriate response is neither a ban, which would push AI use out of sight, nor a major platform investment the District is not yet positioned to govern. It is clear interim guidance, visible leadership, training, and a small number of carefully chosen pilots, put in place quickly.</w:t>
+      </w:r>
+    </w:p>
+    <w:p>
+      <w:pPr>
+        <w:pStyle w:val="Heading2"/>
+        <w:spacing w:after="160" w:before="280"/>
+      </w:pPr>
+      <w:r>
+        <w:rPr>
+          <w:rFonts w:ascii="Calibri" w:cs="Calibri" w:eastAsia="Calibri" w:hAnsi="Calibri"/>
+          <w:b/>
+          <w:bCs/>
+          <w:color w:val="8A6D1D"/>
+          <w:sz w:val="26"/>
+          <w:szCs w:val="26"/>
+        </w:rPr>
+        <w:t xml:space="preserve">2.1 Verifying the starting point: a 60-day readiness assessment</w:t>
+      </w:r>
+    </w:p>
+    <w:p>
+      <w:pPr>
+        <w:spacing w:after="160" w:line="276"/>
+      </w:pPr>
+      <w:r>
+        <w:rPr>
+          <w:rFonts w:ascii="Calibri" w:cs="Calibri" w:eastAsia="Calibri" w:hAnsi="Calibri"/>
+          <w:sz w:val="22"/>
+          <w:szCs w:val="22"/>
+        </w:rPr>
+        <w:t xml:space="preserve">The picture above is a candid self-description; the plan’s first act is to verify it. During the first 60 days the District conducts a current-state AI readiness assessment with four parts: a survey of employee AI use, literacy, and policy awareness; an inventory of AI tools actually in use across the District, including tools employees have adopted on their own; the audit of AI features embedded in licensed platforms (Section 7.2); and a check of data and infrastructure readiness — the currency of the policy content that built assistants would draw on, and whether identity management can support the agent requirements in Section 11.</w:t>
+      </w:r>
+    </w:p>
+    <w:p>
+      <w:pPr>
+        <w:spacing w:after="160" w:line="276"/>
+      </w:pPr>
+      <w:r>
+        <w:rPr>
+          <w:rFonts w:ascii="Calibri" w:cs="Calibri" w:eastAsia="Calibri" w:hAnsi="Calibri"/>
+          <w:sz w:val="22"/>
+          <w:szCs w:val="22"/>
+        </w:rPr>
+        <w:t xml:space="preserve">The findings are consolidated into a Current-State AI Readiness Report, delivered to Cabinet at day 60 and structured on the readiness dimensions EDUCAUSE uses for institutional assessment: strategy, governance, technology, workforce, and teaching and learning. That report becomes the baseline against which every Year 1 measure in Section 10.3 is read — and it applies the framework’s own rule to the framework itself: progress is measured from evidence, beginning with an honest account of where we are.</w:t>
       </w:r>
     </w:p>
     <w:p>
@@ -3053,7 +3096,7 @@
           <w:sz w:val="22"/>
           <w:szCs w:val="22"/>
         </w:rPr>
-        <w:t xml:space="preserve">Beginning in the first 90 days and completed by month six, IT leadership conducts a one-time audit of AI capabilities already present or announced in the District’s licensed platforms — the LMS, Microsoft environment, ERP/SIS, communication and contact-center tools, and security products — and records each in the AI inventory with a decision: enabled with review, disabled pending review, or not applicable. This prevents the District from acquiring new AI capability through a routine software update without having made a deliberate decision about it.</w:t>
+        <w:t xml:space="preserve">Launched with the readiness assessment in the first 30 days (Section 2.1) and completed by month six, IT leadership conducts a one-time audit of AI capabilities already present or announced in the District’s licensed platforms — the LMS, Microsoft environment, ERP/SIS, communication and contact-center tools, and security products — and records each in the AI inventory with a decision: enabled with review, disabled pending review, or not applicable. This prevents the District from acquiring new AI capability through a routine software update without having made a deliberate decision about it.</w:t>
       </w:r>
     </w:p>
     <w:p>
@@ -4210,7 +4253,7 @@
                 <w:sz w:val="20"/>
                 <w:szCs w:val="20"/>
               </w:rPr>
-              <w:t xml:space="preserve">Baseline survey of employee AI use and policy awareness opens</w:t>
+              <w:t xml:space="preserve">Current-state AI readiness assessment launched (Section 2.1): employee survey, tool inventory including unsanctioned use, embedded-AI audit begins, data and infrastructure readiness checks</w:t>
             </w:r>
           </w:p>
         </w:tc>
@@ -4335,7 +4378,7 @@
                 <w:sz w:val="20"/>
                 <w:szCs w:val="20"/>
               </w:rPr>
-              <w:t xml:space="preserve">AI inventory started; procurement addendum in active use</w:t>
+              <w:t xml:space="preserve">Procurement addendum in active use</w:t>
             </w:r>
           </w:p>
           <w:p>
@@ -4361,7 +4404,20 @@
                 <w:sz w:val="20"/>
                 <w:szCs w:val="20"/>
               </w:rPr>
-              <w:t xml:space="preserve">Pilots selected from Section 10.2 with written baselines</w:t>
+              <w:t xml:space="preserve">Current-State AI Readiness Report to Cabinet at day 60 — the baseline for every Year 1 measure</w:t>
+            </w:r>
+          </w:p>
+          <w:p>
+            <w:pPr>
+              <w:spacing w:after="60" w:line="260"/>
+            </w:pPr>
+            <w:r>
+              <w:rPr>
+                <w:rFonts w:ascii="Calibri" w:cs="Calibri" w:eastAsia="Calibri" w:hAnsi="Calibri"/>
+                <w:sz w:val="20"/>
+                <w:szCs w:val="20"/>
+              </w:rPr>
+              <w:t xml:space="preserve">Pilots selected from Section 10.2 with written baselines, informed by the readiness findings</w:t>
             </w:r>
           </w:p>
         </w:tc>
@@ -5890,6 +5946,26 @@
           <w:sz w:val="22"/>
           <w:szCs w:val="22"/>
         </w:rPr>
+        <w:t xml:space="preserve">Baseline: every measure above is read against the day-60 Current-State AI Readiness Report (Section 2.1), so progress is demonstrated from evidence rather than assumption.</w:t>
+      </w:r>
+    </w:p>
+    <w:p>
+      <w:pPr>
+        <w:pStyle w:val="ListParagraph"/>
+        <w:numPr>
+          <w:ilvl w:val="0"/>
+          <w:numId w:val="2"/>
+        </w:numPr>
+        <w:spacing w:after="100" w:line="276"/>
+      </w:pPr>
+      <w:r>
+        <w:rPr>
+          <w:rFonts w:ascii="Calibri" w:cs="Calibri" w:eastAsia="Calibri" w:hAnsi="Calibri"/>
+          <w:b w:val="false"/>
+          <w:bCs w:val="false"/>
+          <w:sz w:val="22"/>
+          <w:szCs w:val="22"/>
+        </w:rPr>
         <w:t xml:space="preserve">Student outcomes: Year 1 measures service results; the Year 2 plan connects sustained pilots to persistence and completion indicators, consistent with the District’s Achieving the Dream practice.</w:t>
       </w:r>
     </w:p>
@@ -6619,7 +6695,7 @@
           <w:sz w:val="22"/>
           <w:szCs w:val="22"/>
         </w:rPr>
-        <w:t xml:space="preserve">EDUCAUSE, The Impact of AI on Work in Higher Education (January 2026) and 2026 EDUCAUSE Workforce Report (June 2026) — adoption, policy-awareness, and reskilling findings.</w:t>
+        <w:t xml:space="preserve">EDUCAUSE, The Impact of AI on Work in Higher Education (January 2026) and 2026 EDUCAUSE Workforce Report (June 2026) — adoption, policy-awareness, and reskilling findings. EDUCAUSE’s institutional readiness dimensions (strategy, governance, technology, workforce, teaching and learning) structure the Section 2.1 assessment.</w:t>
       </w:r>
     </w:p>
     <w:p>
